--- a/Introduccion a la Ingenieria/Kit docente/Clase 11/ExamLab Corte 2 - Configuracion.docx
+++ b/Introduccion a la Ingenieria/Kit docente/Clase 11/ExamLab Corte 2 - Configuracion.docx
@@ -330,7 +330,7 @@
           <w:color w:val="4A4A49"/>
           <w:sz w:val="22"/>
         </w:rPr>
-        <w:t xml:space="preserve"> jueves 12/11/2026 (14:30–16:00) · </w:t>
+        <w:t xml:space="preserve"> jueves 19/11/2026 (14:30–16:00) · </w:t>
       </w:r>
       <w:r>
         <w:rPr>
@@ -346,7 +346,7 @@
           <w:color w:val="4A4A49"/>
           <w:sz w:val="22"/>
         </w:rPr>
-        <w:t xml:space="preserve"> martes 10/11/2026 (14:30–16:00) · </w:t>
+        <w:t xml:space="preserve"> martes 17/11/2026 (14:30–16:00) · </w:t>
       </w:r>
       <w:r>
         <w:rPr>
@@ -362,7 +362,7 @@
           <w:color w:val="4A4A49"/>
           <w:sz w:val="22"/>
         </w:rPr>
-        <w:t xml:space="preserve"> martes 10/11/2026 (18:30–20:00)</w:t>
+        <w:t xml:space="preserve"> martes 17/11/2026 (18:30–20:00)</w:t>
       </w:r>
     </w:p>
     <w:p>
@@ -477,6 +477,7 @@
       <w:r>
         <w:rPr>
           <w:rFonts w:ascii="Consolas" w:hAnsi="Consolas"/>
+          <w:b w:val="0"/>
           <w:color w:val="111111"/>
           <w:sz w:val="21"/>
         </w:rPr>
@@ -631,6 +632,7 @@
       <w:r>
         <w:rPr>
           <w:rFonts w:ascii="Consolas" w:hAnsi="Consolas"/>
+          <w:b w:val="0"/>
           <w:color w:val="111111"/>
           <w:sz w:val="21"/>
         </w:rPr>
@@ -830,6 +832,7 @@
       <w:r>
         <w:rPr>
           <w:rFonts w:ascii="Consolas" w:hAnsi="Consolas"/>
+          <w:b w:val="0"/>
           <w:color w:val="111111"/>
           <w:sz w:val="21"/>
         </w:rPr>
@@ -1037,6 +1040,7 @@
       <w:r>
         <w:rPr>
           <w:rFonts w:ascii="Consolas" w:hAnsi="Consolas"/>
+          <w:b w:val="0"/>
           <w:color w:val="111111"/>
           <w:sz w:val="21"/>
         </w:rPr>
@@ -1191,6 +1195,7 @@
       <w:r>
         <w:rPr>
           <w:rFonts w:ascii="Consolas" w:hAnsi="Consolas"/>
+          <w:b w:val="0"/>
           <w:color w:val="111111"/>
           <w:sz w:val="21"/>
         </w:rPr>
@@ -1453,6 +1458,7 @@
       <w:r>
         <w:rPr>
           <w:rFonts w:ascii="Consolas" w:hAnsi="Consolas"/>
+          <w:b w:val="0"/>
           <w:color w:val="111111"/>
           <w:sz w:val="21"/>
         </w:rPr>
@@ -1636,6 +1642,7 @@
       <w:r>
         <w:rPr>
           <w:rFonts w:ascii="Consolas" w:hAnsi="Consolas"/>
+          <w:b w:val="0"/>
           <w:color w:val="111111"/>
           <w:sz w:val="21"/>
         </w:rPr>
@@ -1869,6 +1876,7 @@
       <w:r>
         <w:rPr>
           <w:rFonts w:ascii="Consolas" w:hAnsi="Consolas"/>
+          <w:b w:val="0"/>
           <w:color w:val="111111"/>
           <w:sz w:val="21"/>
         </w:rPr>
@@ -2023,6 +2031,7 @@
       <w:r>
         <w:rPr>
           <w:rFonts w:ascii="Consolas" w:hAnsi="Consolas"/>
+          <w:b w:val="0"/>
           <w:color w:val="111111"/>
           <w:sz w:val="21"/>
         </w:rPr>
@@ -2206,6 +2215,7 @@
       <w:r>
         <w:rPr>
           <w:rFonts w:ascii="Consolas" w:hAnsi="Consolas"/>
+          <w:b w:val="0"/>
           <w:color w:val="111111"/>
           <w:sz w:val="21"/>
         </w:rPr>

--- a/Introduccion a la Ingenieria/Kit docente/Clase 11/ExamLab Corte 2 - Configuracion.docx
+++ b/Introduccion a la Ingenieria/Kit docente/Clase 11/ExamLab Corte 2 - Configuracion.docx
@@ -172,7 +172,7 @@
           <w:color w:val="4A4A49"/>
           <w:sz w:val="22"/>
         </w:rPr>
-        <w:t xml:space="preserve"> las sesiones 7 a 11</w:t>
+        <w:t xml:space="preserve"> las Clases 7 a 11</w:t>
       </w:r>
     </w:p>
     <w:p>
@@ -193,7 +193,7 @@
           <w:color w:val="4A4A49"/>
           <w:sz w:val="22"/>
         </w:rPr>
-        <w:t xml:space="preserve"> los últimos 20 minutos de la sesión 11, después de las exposiciones</w:t>
+        <w:t xml:space="preserve"> los últimos 20 minutos de la sesión 7 del calendario (Clase 11), después de las exposiciones</w:t>
       </w:r>
     </w:p>
     <w:p>
@@ -330,7 +330,7 @@
           <w:color w:val="4A4A49"/>
           <w:sz w:val="22"/>
         </w:rPr>
-        <w:t xml:space="preserve"> jueves 19/11/2026 (14:30–16:00) · </w:t>
+        <w:t xml:space="preserve"> jueves 22/10/2026 (14:30–16:00) · </w:t>
       </w:r>
       <w:r>
         <w:rPr>
@@ -346,7 +346,7 @@
           <w:color w:val="4A4A49"/>
           <w:sz w:val="22"/>
         </w:rPr>
-        <w:t xml:space="preserve"> martes 17/11/2026 (14:30–16:00) · </w:t>
+        <w:t xml:space="preserve"> martes 20/10/2026 (14:30–16:00) · </w:t>
       </w:r>
       <w:r>
         <w:rPr>
@@ -362,7 +362,7 @@
           <w:color w:val="4A4A49"/>
           <w:sz w:val="22"/>
         </w:rPr>
-        <w:t xml:space="preserve"> martes 17/11/2026 (18:30–20:00)</w:t>
+        <w:t xml:space="preserve"> martes 20/10/2026 (18:30–20:00)</w:t>
       </w:r>
     </w:p>
     <w:p>
@@ -425,7 +425,7 @@
           <w:color w:val="4A4A49"/>
           <w:sz w:val="22"/>
         </w:rPr>
-        <w:t xml:space="preserve"> Diez preguntas sobre las sesiones 7 a 11: ciclo de vida y costo del cambio, requisitos y criterios de aceptación, decisión entre alternativas y alcance mínimo, antecedentes y calidad de las fuentes, prototipado y niveles de fidelidad, y uso responsable de un asistente de IA. Es individual y </w:t>
+        <w:t xml:space="preserve"> Diez preguntas sobre las Clases 7 a 11: ciclo de vida y costo del cambio, requisitos y criterios de aceptación, decisión entre alternativas y alcance mínimo, antecedentes y calidad de las fuentes, prototipado y niveles de fidelidad, y uso responsable de un asistente de IA. Es individual y </w:t>
       </w:r>
       <w:r>
         <w:rPr>
@@ -2747,7 +2747,7 @@
           <w:color w:val="4A4A49"/>
           <w:sz w:val="21"/>
         </w:rPr>
-        <w:t xml:space="preserve"> evaluaciones escritas en el curso, esta y la de la otra sesión de cierre. El corte 3 no tiene evaluación escrita: se evalúa con la exposición final, el informe final y la asistencia. No es una omisión.</w:t>
+        <w:t xml:space="preserve"> evaluaciones escritas en el curso, esta y la del otro corte. El corte 3 no tiene evaluación escrita: se evalúa con la exposición final, el informe final y la asistencia. No es una omisión.</w:t>
       </w:r>
     </w:p>
     <w:sectPr>

--- a/Introduccion a la Ingenieria/Kit docente/Clase 11/ExamLab Corte 2 - Configuracion.docx
+++ b/Introduccion a la Ingenieria/Kit docente/Clase 11/ExamLab Corte 2 - Configuracion.docx
@@ -1303,7 +1303,7 @@
           <w:color w:val="4A4A49"/>
           <w:sz w:val="22"/>
         </w:rPr>
-        <w:t xml:space="preserve"> van a probar en la sesión 12 y </w:t>
+        <w:t xml:space="preserve"> van a probar en la Clase 12 y </w:t>
       </w:r>
       <w:r>
         <w:rPr>

--- a/Introduccion a la Ingenieria/Kit docente/Clase 11/ExamLab Corte 2 - Configuracion.docx
+++ b/Introduccion a la Ingenieria/Kit docente/Clase 11/ExamLab Corte 2 - Configuracion.docx
@@ -2596,7 +2596,7 @@
           <w:color w:val="4A4A49"/>
           <w:sz w:val="22"/>
         </w:rPr>
-        <w:t>en el chat de Meet</w:t>
+        <w:t>en el chat de Teams</w:t>
       </w:r>
       <w:r>
         <w:rPr>
